--- a/templates/Template_a.docx
+++ b/templates/Template_a.docx
@@ -552,7 +552,7 @@
             </w:pPr>
             <w:r>
               <w:rPr/>
-              <w:t>Procedure: &lt;post-procedure&gt;</w:t>
+              <w:t>Procedure: &lt;post_procedure&gt;</w:t>
             </w:r>
           </w:p>
         </w:tc>
@@ -871,7 +871,7 @@
                 <w:sz w:val="24"/>
                 <w:szCs w:val="24"/>
               </w:rPr>
-              <w:t>Toe pinch &lt;toe-pich&gt;</w:t>
+              <w:t>Toe pinch &lt;toe_pich&gt;</w:t>
             </w:r>
           </w:p>
         </w:tc>
@@ -969,7 +969,7 @@
                 <w:sz w:val="24"/>
                 <w:szCs w:val="24"/>
               </w:rPr>
-              <w:t>Date</w:t>
+              <w:t>Date &lt;start_date-last_date&gt;</w:t>
             </w:r>
           </w:p>
         </w:tc>
@@ -1001,7 +1001,7 @@
                 <w:sz w:val="24"/>
                 <w:szCs w:val="24"/>
               </w:rPr>
-              <w:t>Appearance of animal</w:t>
+              <w:t>Appearance of animal &lt;appearance&gt;</w:t>
             </w:r>
           </w:p>
         </w:tc>
@@ -1033,7 +1033,7 @@
                 <w:sz w:val="24"/>
                 <w:szCs w:val="24"/>
               </w:rPr>
-              <w:t>Incision site control</w:t>
+              <w:t>Incision site control &lt;incision_control&gt;</w:t>
             </w:r>
           </w:p>
         </w:tc>
@@ -1064,7 +1064,7 @@
                 <w:sz w:val="24"/>
                 <w:szCs w:val="24"/>
               </w:rPr>
-              <w:t>Treatments</w:t>
+              <w:t>Treatments &lt;treatments&gt;</w:t>
             </w:r>
           </w:p>
         </w:tc>
@@ -1507,6 +1507,7 @@
                 <w:sz w:val="24"/>
                 <w:szCs w:val="24"/>
               </w:rPr>
+              <w:t>[death_drug]</w:t>
             </w:r>
           </w:p>
         </w:tc>
@@ -1537,6 +1538,7 @@
                 <w:sz w:val="24"/>
                 <w:szCs w:val="24"/>
               </w:rPr>
+              <w:t>[end_date]</w:t>
             </w:r>
           </w:p>
         </w:tc>
@@ -1568,6 +1570,7 @@
                 <w:sz w:val="24"/>
                 <w:szCs w:val="24"/>
               </w:rPr>
+              <w:t>[death_drug.amount]</w:t>
             </w:r>
           </w:p>
         </w:tc>
@@ -1599,6 +1602,7 @@
                 <w:sz w:val="24"/>
                 <w:szCs w:val="24"/>
               </w:rPr>
+              <w:t>[death_drug.concentration]</w:t>
             </w:r>
           </w:p>
         </w:tc>
